--- a/state-vignettes/north_dakota_highway_report.docx
+++ b/state-vignettes/north_dakota_highway_report.docx
@@ -10,12 +10,12 @@
         <w:rPr>
           <w:color w:val="FF5500"/>
         </w:rPr>
-        <w:t>North Dakota Ranks 6th in the Nation in Highway Performance and Cost-Effectiveness</w:t>
+        <w:t>North Dakota Ranks 1st in the Nation in Highway Performance and Cost-Effectiveness</w:t>
       </w:r>
     </w:p>
     <w:p>
       <w:r>
-        <w:t>North Dakota’s highway system ranks 6th in the nation in overall cost-effectiveness and condition.</w:t>
+        <w:t>North Dakota’s highway system ranks 1st in the nation in overall cost-effectiveness and condition.</w:t>
       </w:r>
     </w:p>
     <w:p>
@@ -25,42 +25,42 @@
     </w:p>
     <w:p>
       <w:r>
-        <w:t>In safety and condition categories, North Dakota’s highways rank 3rd in urban Interstate pavement condition, 7th in rural Interstate pavement condition, 24th in urban arterial pavement condition, 23rd in rural arterial pavement condition, 42nd in structurally deficient bridges, 2nd in urban fatality rate, and 26th in rural fatality rate.</w:t>
+        <w:t>In safety and condition categories, North Dakota’s highways rank 2nd in urban Interstate pavement condition, 10th in rural Interstate pavement condition, 19th in urban arterial pavement condition, 21st in rural arterial pavement condition, 42nd in structurally deficient bridges, 1st in urban fatality rate, and 14th in rural fatality rate.</w:t>
       </w:r>
     </w:p>
     <w:p>
       <w:r>
-        <w:t>North Dakota ranks 2nd out of the 50 states in traffic congestion, and its drivers spend 9.88 hours a year stuck in traffic congestion.</w:t>
+        <w:t>North Dakota ranks 2nd out of the 50 states in traffic congestion, and its drivers spend 11.26 hours a year stuck in traffic congestion.</w:t>
       </w:r>
     </w:p>
     <w:p>
       <w:r>
-        <w:t>In spending and cost-effectiveness, North Dakota ranks 30th in capital and bridge disbursements, which are the costs of building new roads and bridges and widening existing ones. North Dakota ranks 8th in maintenance spending, such as the costs of repaving roads and filling in potholes. North Dakota’s administrative disbursements, including office spending that doesn’t make its way to roads, rank 9th nationwide.</w:t>
+        <w:t>In spending and cost-effectiveness, North Dakota ranks 33rd in capital and bridge disbursements, which are the costs of building new roads and bridges and widening existing ones. North Dakota ranks 2nd in maintenance spending, such as the costs of repaving roads and filling in potholes. North Dakota’s administrative disbursements, including office spending that doesn’t make its way to roads, rank 7th nationwide.</w:t>
       </w:r>
     </w:p>
     <w:p>
       <w:r>
-        <w:t>Compared to last year, North Dakota has the following notable changes in rankings: Other Fatality Rate worsened by 5 points, from 7 to 12; Administrative Disbursements improved by 6 points, from 15 to 9; Maintenance Disbursements improved by 6 points, from 14 to 8; Other Disbursements worsened by 18 points, from 11 to 29.</w:t>
+        <w:t>Compared to last year, North Dakota has the following notable changes in rankings: Overall improved by 5 points, from 6 to 1; Maintenance Disbursements improved by 6 points, from 8 to 2; Urban Other Principal Arterial Pavement Condition improved by 5 points, from 24 to 19; Rural Fatality Rate improved by 12 points, from 26 to 14.</w:t>
       </w:r>
     </w:p>
     <w:p>
       <w:r>
-        <w:t>Compared to neighboring and nearby states, North Dakota’s overall highway performance is better than Nebraska (29th), Montana (22nd), and Minnesota (11th).</w:t>
+        <w:t>Compared to neighboring and nearby states, North Dakota’s overall highway performance is better than Nebraska (21st), Montana (25th), and Minnesota (15th).</w:t>
       </w:r>
     </w:p>
     <w:p>
       <w:r>
-        <w:t>Comparing its overall performance to similarly populated states, North Dakota ranks better than South Dakota (28th) and Alaska (50th).</w:t>
+        <w:t>Comparing its overall performance to similarly populated states, North Dakota ranks better than South Dakota (27th) and Alaska (50th).</w:t>
       </w:r>
     </w:p>
     <w:p>
       <w:r>
-        <w:t>North Dakota’s highway system ranks 6th out of 50 states overall this year, compared to 3rd last year.</w:t>
+        <w:t>North Dakota’s highway system ranks 1st out of 50 states overall this year, compared to 6th last year.</w:t>
       </w:r>
     </w:p>
     <w:p>
       <w:r>
-        <w:t>“In terms of improving in the road condition and performance categories, North Dakota should focus on reducing Structurally Deficient Bridges and Capital &amp; Bridge Disbursements. North Dakota’s rank of 42nd in Structurally Deficient Bridges makes it one of the worst in the nation for this safety metric,” said Baruch Feigenbaum, lead author of the 29th Annual Highway Report and senior managing director of transportation policy at Reason Foundation.</w:t>
+        <w:t>“In terms of improving in the road condition and performance categories, North Dakota should focus on reducing Structurally Deficient Bridges and Capital &amp; Bridge Disbursements. North Dakota’s rank of 42nd in Structurally Deficient Bridges makes it one of the worst in the nation for this safety metric,” said Baruch Feigenbaum, lead author of the 30th Annual Highway Report and senior managing director of transportation policy at Reason Foundation.</w:t>
       </w:r>
     </w:p>
     <w:p>
@@ -70,7 +70,7 @@
           <w:color w:val="FF5500"/>
           <w:sz w:val="28"/>
         </w:rPr>
-        <w:t>NORTH DAKOTA’S RANKINGS IN THE 29TH ANNUAL HIGHWAY REPORT</w:t>
+        <w:t>NORTH DAKOTA’S RANKINGS IN THE 30TH ANNUAL HIGHWAY REPORT</w:t>
       </w:r>
     </w:p>
     <w:tbl>
@@ -148,7 +148,7 @@
               <w:rPr>
                 <w:sz w:val="20"/>
               </w:rPr>
-              <w:t>6</w:t>
+              <w:t>1</w:t>
             </w:r>
           </w:p>
         </w:tc>
@@ -179,7 +179,7 @@
               <w:rPr>
                 <w:sz w:val="20"/>
               </w:rPr>
-              <w:t>30</w:t>
+              <w:t>33</w:t>
             </w:r>
           </w:p>
         </w:tc>
@@ -212,7 +212,7 @@
               <w:rPr>
                 <w:sz w:val="20"/>
               </w:rPr>
-              <w:t>8</w:t>
+              <w:t>2</w:t>
             </w:r>
           </w:p>
         </w:tc>
@@ -243,7 +243,7 @@
               <w:rPr>
                 <w:sz w:val="20"/>
               </w:rPr>
-              <w:t>9</w:t>
+              <w:t>7</w:t>
             </w:r>
           </w:p>
         </w:tc>
@@ -276,7 +276,7 @@
               <w:rPr>
                 <w:sz w:val="20"/>
               </w:rPr>
-              <w:t>29</w:t>
+              <w:t>27</w:t>
             </w:r>
           </w:p>
         </w:tc>
@@ -307,7 +307,7 @@
               <w:rPr>
                 <w:sz w:val="20"/>
               </w:rPr>
-              <w:t>7</w:t>
+              <w:t>10</w:t>
             </w:r>
           </w:p>
         </w:tc>
@@ -340,7 +340,7 @@
               <w:rPr>
                 <w:sz w:val="20"/>
               </w:rPr>
-              <w:t>23</w:t>
+              <w:t>21</w:t>
             </w:r>
           </w:p>
         </w:tc>
@@ -371,7 +371,7 @@
               <w:rPr>
                 <w:sz w:val="20"/>
               </w:rPr>
-              <w:t>3</w:t>
+              <w:t>2</w:t>
             </w:r>
           </w:p>
         </w:tc>
@@ -404,7 +404,7 @@
               <w:rPr>
                 <w:sz w:val="20"/>
               </w:rPr>
-              <w:t>24</w:t>
+              <w:t>19</w:t>
             </w:r>
           </w:p>
         </w:tc>
@@ -499,7 +499,7 @@
               <w:rPr>
                 <w:sz w:val="20"/>
               </w:rPr>
-              <w:t>26</w:t>
+              <w:t>14</w:t>
             </w:r>
           </w:p>
         </w:tc>
@@ -532,7 +532,7 @@
               <w:rPr>
                 <w:sz w:val="20"/>
               </w:rPr>
-              <w:t>2</w:t>
+              <w:t>1</w:t>
             </w:r>
           </w:p>
         </w:tc>
@@ -563,7 +563,7 @@
               <w:rPr>
                 <w:sz w:val="20"/>
               </w:rPr>
-              <w:t>12</w:t>
+              <w:t>11</w:t>
             </w:r>
           </w:p>
         </w:tc>
@@ -572,12 +572,12 @@
     <w:p>
       <w:r>
         <w:br/>
-        <w:t>Reason Foundation’s 29th Annual Highway Report measures the condition and cost- effectiveness of state-controlled highways in 13 categories, including pavement and bridge conditions, traffic fatalities, and spending. In the performance categories, ranking first implies the state has the best or lowest fatality rate and its road pavement is in the best condition. A ranking of 50th in performance categories means the state has the worst fatality rates or pavement conditions. In simplified terms, in the cost-effectiveness categories, a rank of 50 means the state spends more money, and a first-place ranking means the state spends less money than other states in that category.</w:t>
+        <w:t>Reason Foundation’s 30th Annual Highway Report measures the condition and cost-effectiveness of state-controlled highways in 13 categories, including pavement and bridge conditions, traffic fatalities, and spending. In the performance categories, ranking first implies the state has the best or lowest fatality rate and its road pavement is in the best condition. A ranking of 50th in performance categories means the state has the worst fatality rates or pavement conditions. In simplified terms, in the cost-effectiveness categories, a rank of 50 means the state spends more money, and a first-place ranking means the state spends less money than other states in that category.</w:t>
       </w:r>
     </w:p>
     <w:p>
       <w:r>
-        <w:t>The report’s data are primarily information each state directly reported to the Federal Highway Administration for 2023. Better Roads and Bridges provides the deficient bridge data, and INRIX.com provides the traffic congestion data.</w:t>
+        <w:t>The report’s data are primarily information each state directly reported to the Federal Highway Administration for 2024. Better Roads and Bridges provides the deficient bridge data, and INRIX.com provides the traffic congestion data.</w:t>
       </w:r>
     </w:p>
     <w:sectPr>
